--- a/DOCS/Research Proposal.docx
+++ b/DOCS/Research Proposal.docx
@@ -48,7 +48,7 @@
     </w:p>
     <w:sdt>
       <w:sdtPr>
-        <w:id w:val="1009196362"/>
+        <w:id w:val="-1459663185"/>
         <w:docPartObj>
           <w:docPartGallery w:val="Table of Contents"/>
           <w:docPartUnique w:val="1"/>
@@ -5186,12 +5186,12 @@
           <wp:inline distB="0" distT="0" distL="114300" distR="114300">
             <wp:extent cx="5303520" cy="6529478"/>
             <wp:effectExtent b="0" l="0" r="0" t="0"/>
-            <wp:docPr id="1" name="image4.png"/>
+            <wp:docPr id="1" name="image2.png"/>
             <a:graphic>
               <a:graphicData uri="http://schemas.openxmlformats.org/drawingml/2006/picture">
                 <pic:pic>
                   <pic:nvPicPr>
-                    <pic:cNvPr id="0" name="image4.png"/>
+                    <pic:cNvPr id="0" name="image2.png"/>
                     <pic:cNvPicPr preferRelativeResize="0"/>
                   </pic:nvPicPr>
                   <pic:blipFill>
@@ -5242,12 +5242,12 @@
           <wp:inline distB="0" distT="0" distL="114300" distR="114300">
             <wp:extent cx="6217920" cy="1007373"/>
             <wp:effectExtent b="0" l="0" r="0" t="0"/>
-            <wp:docPr id="3" name="image1.png"/>
+            <wp:docPr id="3" name="image4.png"/>
             <a:graphic>
               <a:graphicData uri="http://schemas.openxmlformats.org/drawingml/2006/picture">
                 <pic:pic>
                   <pic:nvPicPr>
-                    <pic:cNvPr id="0" name="image1.png"/>
+                    <pic:cNvPr id="0" name="image4.png"/>
                     <pic:cNvPicPr preferRelativeResize="0"/>
                   </pic:nvPicPr>
                   <pic:blipFill>
@@ -5806,12 +5806,12 @@
           <wp:inline distB="0" distT="0" distL="114300" distR="114300">
             <wp:extent cx="6217920" cy="1134443"/>
             <wp:effectExtent b="0" l="0" r="0" t="0"/>
-            <wp:docPr id="2" name="image2.png"/>
+            <wp:docPr id="2" name="image3.png"/>
             <a:graphic>
               <a:graphicData uri="http://schemas.openxmlformats.org/drawingml/2006/picture">
                 <pic:pic>
                   <pic:nvPicPr>
-                    <pic:cNvPr id="0" name="image2.png"/>
+                    <pic:cNvPr id="0" name="image3.png"/>
                     <pic:cNvPicPr preferRelativeResize="0"/>
                   </pic:nvPicPr>
                   <pic:blipFill>
@@ -5905,12 +5905,12 @@
           <wp:inline distB="0" distT="0" distL="114300" distR="114300">
             <wp:extent cx="5303520" cy="5354168"/>
             <wp:effectExtent b="0" l="0" r="0" t="0"/>
-            <wp:docPr id="4" name="image3.png"/>
+            <wp:docPr id="4" name="image1.png"/>
             <a:graphic>
               <a:graphicData uri="http://schemas.openxmlformats.org/drawingml/2006/picture">
                 <pic:pic>
                   <pic:nvPicPr>
-                    <pic:cNvPr id="0" name="image3.png"/>
+                    <pic:cNvPr id="0" name="image1.png"/>
                     <pic:cNvPicPr preferRelativeResize="0"/>
                   </pic:nvPicPr>
                   <pic:blipFill>
